--- a/la-marque/대본/8부/03화_La_qualification_de_performance.docx
+++ b/la-marque/대본/8부/03화_La_qualification_de_performance.docx
@@ -248,7 +248,7 @@
         <w:t xml:space="preserve"> </w:t>
       </w:r>
       <w:r>
-        <w:t xml:space="preserve">- vous/tu: 카미유→작업자 vous(마농 포함), 엘로디→조지안 이름 tu? 조지안–파트리크 tu, 미레유–알랭 vous.</w:t>
+        <w:t xml:space="preserve">- vous/tu: 카미유→작업자 vous(마농 포함), 조지안–파트리크 tu, 미레유–알랭 vous.</w:t>
       </w:r>
       <w:r>
         <w:t xml:space="preserve"> </w:t>
